--- a/rfcs/RFC-001-system-architecture.docx
+++ b/rfcs/RFC-001-system-architecture.docx
@@ -2067,7 +2067,7 @@
         <w:rPr>
           <w:rStyle w:val="VerbatimChar"/>
         </w:rPr>
-        <w:t xml:space="preserve">  Q-&gt;&gt;Q: workflow eval · Aide trigger · webhooks · counters</w:t>
+        <w:t xml:space="preserve">  Q-&gt;&gt;Q: workflow eval · Neko trigger · webhooks · counters</w:t>
       </w:r>
     </w:p>
     <w:p>
@@ -2226,7 +2226,7 @@
               <w:jc w:val="left"/>
             </w:pPr>
             <w:r>
-              <w:t xml:space="preserve">Aide turns, copilot</w:t>
+              <w:t xml:space="preserve">Neko turns, copilot</w:t>
             </w:r>
           </w:p>
         </w:tc>
@@ -3647,7 +3647,7 @@
               <w:jc w:val="left"/>
             </w:pPr>
             <w:r>
-              <w:t xml:space="preserve">Aide stalls</w:t>
+              <w:t xml:space="preserve">Neko stalls</w:t>
             </w:r>
           </w:p>
         </w:tc>
@@ -4959,7 +4959,7 @@
         <w:t xml:space="preserve"> </w:t>
       </w:r>
       <w:r>
-        <w:t xml:space="preserve">(Unleash, self-hosted): every risky subsystem ships dark with a kill switch — realtime fallback-to-polling, Aide per-workspace enable, new channel adapters, series engine. Flags decouple deploy from release across the whole phased roadmap.</w:t>
+        <w:t xml:space="preserve">(Unleash, self-hosted): every risky subsystem ships dark with a kill switch — realtime fallback-to-polling, Neko per-workspace enable, new channel adapters, series engine. Flags decouple deploy from release across the whole phased roadmap.</w:t>
       </w:r>
     </w:p>
     <w:p>
